--- a/Exercise-02-Solution.docx
+++ b/Exercise-02-Solution.docx
@@ -10,7 +10,7 @@
         <w:t xml:space="preserve">Exercise 02 Solution</w:t>
       </w:r>
     </w:p>
-    <w:bookmarkStart w:id="20" w:name="exercise-2"/>
+    <w:bookmarkStart w:id="9" w:name="exercise-2"/>
     <w:p>
       <w:pPr>
         <w:pStyle w:val="Heading2"/>
@@ -24,7 +24,7 @@
         <w:pStyle w:val="FirstParagraph"/>
       </w:pPr>
       <w:r>
-        <w:t xml:space="preserve">In RStudio, create a new Quarto document, load the tidyverse, and import the data. Don’t forget to ensure that a copy of your data files is in your working directory! Then, using the</w:t>
+        <w:t xml:space="preserve">Patagonia wants to identify the three most active customers in the</w:t>
       </w:r>
       <w:r>
         <w:t xml:space="preserve"> </w:t>
@@ -33,1010 +33,1092 @@
         <w:rPr>
           <w:rStyle w:val="VerbatimChar"/>
         </w:rPr>
-        <w:t xml:space="preserve">|&gt;</w:t>
+        <w:t xml:space="preserve">South</w:t>
       </w:r>
       <w:r>
         <w:t xml:space="preserve"> </w:t>
       </w:r>
       <w:r>
-        <w:t xml:space="preserve">in consecutive lines of code, find the customers who have spent the most recently by doing the following.</w:t>
-      </w:r>
-    </w:p>
-    <w:p>
-      <w:pPr>
+        <w:t xml:space="preserve">and understand their profiles. Use</w:t>
+      </w:r>
+      <w:r>
+        <w:t xml:space="preserve"> </w:t>
+      </w:r>
+      <w:r>
+        <w:rPr>
+          <w:rStyle w:val="VerbatimChar"/>
+        </w:rPr>
+        <w:t xml:space="preserve">customer_data.csv</w:t>
+      </w:r>
+      <w:r>
+        <w:t xml:space="preserve"> </w:t>
+      </w:r>
+      <w:r>
+        <w:t xml:space="preserve">and</w:t>
+      </w:r>
+      <w:r>
+        <w:t xml:space="preserve"> </w:t>
+      </w:r>
+      <w:r>
+        <w:rPr>
+          <w:rStyle w:val="VerbatimChar"/>
+        </w:rPr>
+        <w:t xml:space="preserve">store_transactions.csv</w:t>
+      </w:r>
+      <w:r>
+        <w:t xml:space="preserve"> </w:t>
+      </w:r>
+      <w:r>
+        <w:t xml:space="preserve">to prepare a short client report.</w:t>
+      </w:r>
+    </w:p>
+    <w:p>
+      <w:pPr>
+        <w:pStyle w:val="BodyText"/>
+      </w:pPr>
+      <w:r>
+        <w:t xml:space="preserve">For this report, activity means the total number of purchases in October-December 2018, the latest quarter available in these historical data.</w:t>
+      </w:r>
+    </w:p>
+    <w:p>
+      <w:pPr>
+        <w:pStyle w:val="BodyText"/>
+      </w:pPr>
+      <w:r>
+        <w:t xml:space="preserve">Include a table with three customers showing their customer IDs, purchase counts for that quarter, approximate ages in 2026, gender, annual income, credit scores, marital status, college-degree status, and region.</w:t>
+      </w:r>
+    </w:p>
+    <w:p>
+      <w:pPr>
+        <w:pStyle w:val="BodyText"/>
+      </w:pPr>
+      <w:r>
+        <w:t xml:space="preserve">If customers tie at the cutoff, choose three of the tied customers and explain your selection rule. Different defensible tie-breaking choices are acceptable. Decide which operations and sequence will produce the report.</w:t>
+      </w:r>
+    </w:p>
+    <w:p>
+      <w:pPr>
+        <w:pStyle w:val="BodyText"/>
+      </w:pPr>
+      <w:r>
+        <w:t xml:space="preserve">Briefly describe the selected customers’ demographic and financial profiles. Does one customer stand out in purchase activity? Explain one limitation of using this activity measure for the client’s decision.</w:t>
+      </w:r>
+    </w:p>
+    <w:p>
+      <w:pPr>
+        <w:pStyle w:val="BodyText"/>
+      </w:pPr>
+      <w:r>
+        <w:t xml:space="preserve">Submit a Word document rendered from Quarto containing your code, customer table, and written interpretation. Explain your reasoning so another analyst can follow your approach.</w:t>
+      </w:r>
+    </w:p>
+    <w:bookmarkEnd w:id="9"/>
+    <w:bookmarkStart w:id="10" w:name="grading-rubric"/>
+    <w:p>
+      <w:pPr>
+        <w:pStyle w:val="Heading2"/>
+      </w:pPr>
+      <w:r>
+        <w:t xml:space="preserve">Grading Rubric</w:t>
+      </w:r>
+    </w:p>
+    <w:p>
+      <w:pPr>
+        <w:pStyle w:val="FirstParagraph"/>
+      </w:pPr>
+      <w:r>
+        <w:t xml:space="preserve">Five points total, one point each for:</w:t>
+      </w:r>
+    </w:p>
+    <w:p>
+      <w:pPr>
+        <w:pStyle w:val="Compact"/>
         <w:numPr>
           <w:ilvl w:val="0"/>
           <w:numId w:val="1001"/>
         </w:numPr>
       </w:pPr>
       <w:r>
-        <w:t xml:space="preserve">Join the</w:t>
+        <w:rPr>
+          <w:b/>
+          <w:bCs/>
+        </w:rPr>
+        <w:t xml:space="preserve">Customer records:</w:t>
       </w:r>
       <w:r>
         <w:t xml:space="preserve"> </w:t>
       </w:r>
       <w:r>
-        <w:rPr>
-          <w:rStyle w:val="VerbatimChar"/>
-        </w:rPr>
-        <w:t xml:space="preserve">customer_data</w:t>
-      </w:r>
-      <w:r>
-        <w:t xml:space="preserve"> </w:t>
-      </w:r>
-      <w:r>
-        <w:t xml:space="preserve">and</w:t>
-      </w:r>
-      <w:r>
-        <w:t xml:space="preserve"> </w:t>
-      </w:r>
-      <w:r>
-        <w:rPr>
-          <w:rStyle w:val="VerbatimChar"/>
-        </w:rPr>
-        <w:t xml:space="preserve">store_transactions</w:t>
-      </w:r>
-      <w:r>
-        <w:t xml:space="preserve"> </w:t>
-      </w:r>
-      <w:r>
-        <w:t xml:space="preserve">data.</w:t>
-      </w:r>
-    </w:p>
-    <w:p>
-      <w:pPr>
+        <w:t xml:space="preserve">Uses the supplied data to report customers in the South with correctly matched customer and transaction information.</w:t>
+      </w:r>
+    </w:p>
+    <w:p>
+      <w:pPr>
+        <w:pStyle w:val="Compact"/>
         <w:numPr>
           <w:ilvl w:val="0"/>
           <w:numId w:val="1001"/>
         </w:numPr>
       </w:pPr>
       <w:r>
-        <w:t xml:space="preserve">Only keep customers in the</w:t>
+        <w:rPr>
+          <w:b/>
+          <w:bCs/>
+        </w:rPr>
+        <w:t xml:space="preserve">Measures and profile:</w:t>
       </w:r>
       <w:r>
         <w:t xml:space="preserve"> </w:t>
       </w:r>
       <w:r>
-        <w:rPr>
-          <w:rStyle w:val="VerbatimChar"/>
-        </w:rPr>
-        <w:t xml:space="preserve">South</w:t>
-      </w:r>
-      <w:r>
-        <w:t xml:space="preserve">.</w:t>
-      </w:r>
-    </w:p>
-    <w:p>
-      <w:pPr>
+        <w:t xml:space="preserve">Correctly reports October-December 2018 purchase counts and the requested profile fields, including approximate age in 2026.</w:t>
+      </w:r>
+    </w:p>
+    <w:p>
+      <w:pPr>
+        <w:pStyle w:val="Compact"/>
         <w:numPr>
           <w:ilvl w:val="0"/>
           <w:numId w:val="1001"/>
         </w:numPr>
       </w:pPr>
       <w:r>
-        <w:t xml:space="preserve">Create a new variable</w:t>
+        <w:rPr>
+          <w:b/>
+          <w:bCs/>
+        </w:rPr>
+        <w:t xml:space="preserve">Selection and ties:</w:t>
       </w:r>
       <w:r>
         <w:t xml:space="preserve"> </w:t>
       </w:r>
       <w:r>
-        <w:rPr>
-          <w:rStyle w:val="VerbatimChar"/>
-        </w:rPr>
-        <w:t xml:space="preserve">age</w:t>
-      </w:r>
-      <w:r>
-        <w:t xml:space="preserve"> </w:t>
-      </w:r>
-      <w:r>
-        <w:t xml:space="preserve">using</w:t>
-      </w:r>
-      <w:r>
-        <w:t xml:space="preserve"> </w:t>
-      </w:r>
-      <w:r>
-        <w:rPr>
-          <w:rStyle w:val="VerbatimChar"/>
-        </w:rPr>
-        <w:t xml:space="preserve">2026 - birth_year</w:t>
-      </w:r>
-      <w:r>
-        <w:t xml:space="preserve">.</w:t>
-      </w:r>
-    </w:p>
-    <w:p>
-      <w:pPr>
+        <w:t xml:space="preserve">Reports three customers with the highest activity and explains a defensible rule for resolving the tie at the cutoff.</w:t>
+      </w:r>
+    </w:p>
+    <w:p>
+      <w:pPr>
+        <w:pStyle w:val="Compact"/>
         <w:numPr>
           <w:ilvl w:val="0"/>
           <w:numId w:val="1001"/>
         </w:numPr>
       </w:pPr>
       <w:r>
-        <w:t xml:space="preserve">Only keep the variables</w:t>
+        <w:rPr>
+          <w:b/>
+          <w:bCs/>
+        </w:rPr>
+        <w:t xml:space="preserve">Interpretation:</w:t>
       </w:r>
       <w:r>
         <w:t xml:space="preserve"> </w:t>
       </w:r>
       <w:r>
-        <w:rPr>
-          <w:rStyle w:val="VerbatimChar"/>
-        </w:rPr>
-        <w:t xml:space="preserve">age</w:t>
-      </w:r>
-      <w:r>
-        <w:t xml:space="preserve">,</w:t>
-      </w:r>
-      <w:r>
-        <w:t xml:space="preserve"> </w:t>
-      </w:r>
-      <w:r>
-        <w:rPr>
-          <w:rStyle w:val="VerbatimChar"/>
-        </w:rPr>
-        <w:t xml:space="preserve">gender</w:t>
-      </w:r>
-      <w:r>
-        <w:t xml:space="preserve">,</w:t>
-      </w:r>
-      <w:r>
-        <w:t xml:space="preserve"> </w:t>
-      </w:r>
-      <w:r>
-        <w:rPr>
-          <w:rStyle w:val="VerbatimChar"/>
-        </w:rPr>
-        <w:t xml:space="preserve">income</w:t>
-      </w:r>
-      <w:r>
-        <w:t xml:space="preserve">,</w:t>
-      </w:r>
-      <w:r>
-        <w:t xml:space="preserve"> </w:t>
-      </w:r>
-      <w:r>
-        <w:rPr>
-          <w:rStyle w:val="VerbatimChar"/>
-        </w:rPr>
-        <w:t xml:space="preserve">credit</w:t>
-      </w:r>
-      <w:r>
-        <w:t xml:space="preserve">,</w:t>
-      </w:r>
-      <w:r>
-        <w:t xml:space="preserve"> </w:t>
-      </w:r>
-      <w:r>
-        <w:rPr>
-          <w:rStyle w:val="VerbatimChar"/>
-        </w:rPr>
-        <w:t xml:space="preserve">married</w:t>
-      </w:r>
-      <w:r>
-        <w:t xml:space="preserve">,</w:t>
-      </w:r>
-      <w:r>
-        <w:t xml:space="preserve"> </w:t>
-      </w:r>
-      <w:r>
-        <w:rPr>
-          <w:rStyle w:val="VerbatimChar"/>
-        </w:rPr>
-        <w:t xml:space="preserve">college_degree</w:t>
-      </w:r>
-      <w:r>
-        <w:t xml:space="preserve">,</w:t>
-      </w:r>
-      <w:r>
-        <w:t xml:space="preserve"> </w:t>
-      </w:r>
-      <w:r>
-        <w:rPr>
-          <w:rStyle w:val="VerbatimChar"/>
-        </w:rPr>
-        <w:t xml:space="preserve">region</w:t>
-      </w:r>
-      <w:r>
-        <w:t xml:space="preserve">, and</w:t>
-      </w:r>
-      <w:r>
-        <w:t xml:space="preserve"> </w:t>
-      </w:r>
-      <w:r>
-        <w:rPr>
-          <w:rStyle w:val="VerbatimChar"/>
-        </w:rPr>
-        <w:t xml:space="preserve">dec_2018</w:t>
-      </w:r>
-      <w:r>
-        <w:t xml:space="preserve">.</w:t>
-      </w:r>
-    </w:p>
-    <w:p>
-      <w:pPr>
+        <w:t xml:space="preserve">Describes the selected customers’ profiles, addresses whether anyone stands out in activity, and explains a relevant limitation.</w:t>
+      </w:r>
+    </w:p>
+    <w:p>
+      <w:pPr>
+        <w:pStyle w:val="Compact"/>
         <w:numPr>
           <w:ilvl w:val="0"/>
           <w:numId w:val="1001"/>
         </w:numPr>
       </w:pPr>
       <w:r>
-        <w:t xml:space="preserve">Arrange the data in descending order based on</w:t>
+        <w:rPr>
+          <w:b/>
+          <w:bCs/>
+        </w:rPr>
+        <w:t xml:space="preserve">Deliverable:</w:t>
       </w:r>
       <w:r>
         <w:t xml:space="preserve"> </w:t>
       </w:r>
       <w:r>
+        <w:t xml:space="preserve">Submits a Word document rendered from Quarto with readable code, the customer table, and the written interpretation.</w:t>
+      </w:r>
+    </w:p>
+    <w:p>
+      <w:pPr>
+        <w:pStyle w:val="FirstParagraph"/>
+      </w:pPr>
+      <w:r>
+        <w:t xml:space="preserve">Award credit for correct results and sound reasoning, not for matching the example’s function sequence, object names, or tie-breaking rule. Any three of the four customers tied for the highest activity are acceptable when the selection rule is explained.</w:t>
+      </w:r>
+    </w:p>
+    <w:bookmarkEnd w:id="10"/>
+    <w:bookmarkStart w:id="11" w:name="one-possible-solution"/>
+    <w:p>
+      <w:pPr>
+        <w:pStyle w:val="Heading2"/>
+      </w:pPr>
+      <w:r>
+        <w:t xml:space="preserve">One Possible Solution</w:t>
+      </w:r>
+    </w:p>
+    <w:p>
+      <w:pPr>
+        <w:pStyle w:val="FirstParagraph"/>
+      </w:pPr>
+      <w:r>
+        <w:t xml:space="preserve">This example resolves ties by December purchase count and then customer ID. This is one defensible choice, not a required procedure.</w:t>
+      </w:r>
+    </w:p>
+    <w:p>
+      <w:pPr>
+        <w:pStyle w:val="SourceCode"/>
+      </w:pPr>
+      <w:r>
+        <w:rPr>
+          <w:rStyle w:val="CommentTok"/>
+        </w:rPr>
+        <w:t xml:space="preserve"># Load packages.</w:t>
+      </w:r>
+      <w:r>
+        <w:br/>
+      </w:r>
+      <w:r>
+        <w:br/>
+      </w:r>
+      <w:r>
+        <w:rPr>
+          <w:rStyle w:val="FunctionTok"/>
+        </w:rPr>
+        <w:t xml:space="preserve">library</w:t>
+      </w:r>
+      <w:r>
+        <w:rPr>
+          <w:rStyle w:val="NormalTok"/>
+        </w:rPr>
+        <w:t xml:space="preserve">(tidyverse)</w:t>
+      </w:r>
+    </w:p>
+    <w:p>
+      <w:r>
+        <w:br w:type="page"/>
+      </w:r>
+    </w:p>
+    <w:p>
+      <w:pPr>
+        <w:pStyle w:val="SourceCode"/>
+      </w:pPr>
+      <w:r>
+        <w:rPr>
+          <w:rStyle w:val="CommentTok"/>
+        </w:rPr>
+        <w:t xml:space="preserve"># Import data.</w:t>
+      </w:r>
+      <w:r>
+        <w:br/>
+      </w:r>
+      <w:r>
+        <w:br/>
+      </w:r>
+      <w:r>
+        <w:rPr>
+          <w:rStyle w:val="NormalTok"/>
+        </w:rPr>
+        <w:t xml:space="preserve">customer_data </w:t>
+      </w:r>
+      <w:r>
+        <w:rPr>
+          <w:rStyle w:val="OtherTok"/>
+        </w:rPr>
+        <w:t xml:space="preserve">&lt;-</w:t>
+      </w:r>
+      <w:r>
+        <w:rPr>
+          <w:rStyle w:val="NormalTok"/>
+        </w:rPr>
+        <w:t xml:space="preserve"> </w:t>
+      </w:r>
+      <w:r>
+        <w:rPr>
+          <w:rStyle w:val="FunctionTok"/>
+        </w:rPr>
+        <w:t xml:space="preserve">read_csv</w:t>
+      </w:r>
+      <w:r>
+        <w:rPr>
+          <w:rStyle w:val="NormalTok"/>
+        </w:rPr>
+        <w:t xml:space="preserve">(</w:t>
+      </w:r>
+      <w:r>
+        <w:rPr>
+          <w:rStyle w:val="StringTok"/>
+        </w:rPr>
+        <w:t xml:space="preserve">"customer_data.csv"</w:t>
+      </w:r>
+      <w:r>
+        <w:rPr>
+          <w:rStyle w:val="NormalTok"/>
+        </w:rPr>
+        <w:t xml:space="preserve">, </w:t>
+      </w:r>
+      <w:r>
+        <w:rPr>
+          <w:rStyle w:val="AttributeTok"/>
+        </w:rPr>
+        <w:t xml:space="preserve">show_col_types =</w:t>
+      </w:r>
+      <w:r>
+        <w:rPr>
+          <w:rStyle w:val="NormalTok"/>
+        </w:rPr>
+        <w:t xml:space="preserve"> </w:t>
+      </w:r>
+      <w:r>
+        <w:rPr>
+          <w:rStyle w:val="ConstantTok"/>
+        </w:rPr>
+        <w:t xml:space="preserve">FALSE</w:t>
+      </w:r>
+      <w:r>
+        <w:rPr>
+          <w:rStyle w:val="NormalTok"/>
+        </w:rPr>
+        <w:t xml:space="preserve">) </w:t>
+      </w:r>
+      <w:r>
+        <w:br/>
+      </w:r>
+      <w:r>
+        <w:rPr>
+          <w:rStyle w:val="NormalTok"/>
+        </w:rPr>
+        <w:t xml:space="preserve">store_transactions </w:t>
+      </w:r>
+      <w:r>
+        <w:rPr>
+          <w:rStyle w:val="OtherTok"/>
+        </w:rPr>
+        <w:t xml:space="preserve">&lt;-</w:t>
+      </w:r>
+      <w:r>
+        <w:rPr>
+          <w:rStyle w:val="NormalTok"/>
+        </w:rPr>
+        <w:t xml:space="preserve"> </w:t>
+      </w:r>
+      <w:r>
+        <w:rPr>
+          <w:rStyle w:val="FunctionTok"/>
+        </w:rPr>
+        <w:t xml:space="preserve">read_csv</w:t>
+      </w:r>
+      <w:r>
+        <w:rPr>
+          <w:rStyle w:val="NormalTok"/>
+        </w:rPr>
+        <w:t xml:space="preserve">(</w:t>
+      </w:r>
+      <w:r>
+        <w:rPr>
+          <w:rStyle w:val="StringTok"/>
+        </w:rPr>
+        <w:t xml:space="preserve">"store_transactions.csv"</w:t>
+      </w:r>
+      <w:r>
+        <w:rPr>
+          <w:rStyle w:val="NormalTok"/>
+        </w:rPr>
+        <w:t xml:space="preserve">, </w:t>
+      </w:r>
+      <w:r>
+        <w:rPr>
+          <w:rStyle w:val="AttributeTok"/>
+        </w:rPr>
+        <w:t xml:space="preserve">show_col_types =</w:t>
+      </w:r>
+      <w:r>
+        <w:rPr>
+          <w:rStyle w:val="NormalTok"/>
+        </w:rPr>
+        <w:t xml:space="preserve"> </w:t>
+      </w:r>
+      <w:r>
+        <w:rPr>
+          <w:rStyle w:val="ConstantTok"/>
+        </w:rPr>
+        <w:t xml:space="preserve">FALSE</w:t>
+      </w:r>
+      <w:r>
+        <w:rPr>
+          <w:rStyle w:val="NormalTok"/>
+        </w:rPr>
+        <w:t xml:space="preserve">)</w:t>
+      </w:r>
+    </w:p>
+    <w:p>
+      <w:pPr>
+        <w:pStyle w:val="SourceCode"/>
+      </w:pPr>
+      <w:r>
+        <w:rPr>
+          <w:rStyle w:val="CommentTok"/>
+        </w:rPr>
+        <w:t xml:space="preserve"># Identify recently active customers using a transparent three-month proxy.</w:t>
+      </w:r>
+      <w:r>
+        <w:br/>
+      </w:r>
+      <w:r>
+        <w:br/>
+      </w:r>
+      <w:r>
+        <w:rPr>
+          <w:rStyle w:val="NormalTok"/>
+        </w:rPr>
+        <w:t xml:space="preserve">recently_active_customers </w:t>
+      </w:r>
+      <w:r>
+        <w:rPr>
+          <w:rStyle w:val="OtherTok"/>
+        </w:rPr>
+        <w:t xml:space="preserve">&lt;-</w:t>
+      </w:r>
+      <w:r>
+        <w:rPr>
+          <w:rStyle w:val="NormalTok"/>
+        </w:rPr>
+        <w:t xml:space="preserve"> customer_data </w:t>
+      </w:r>
+      <w:r>
+        <w:rPr>
+          <w:rStyle w:val="SpecialCharTok"/>
+        </w:rPr>
+        <w:t xml:space="preserve">|&gt;</w:t>
+      </w:r>
+      <w:r>
+        <w:br/>
+      </w:r>
+      <w:r>
+        <w:rPr>
+          <w:rStyle w:val="NormalTok"/>
+        </w:rPr>
+        <w:t xml:space="preserve">  </w:t>
+      </w:r>
+      <w:r>
+        <w:rPr>
+          <w:rStyle w:val="FunctionTok"/>
+        </w:rPr>
+        <w:t xml:space="preserve">left_join</w:t>
+      </w:r>
+      <w:r>
+        <w:rPr>
+          <w:rStyle w:val="NormalTok"/>
+        </w:rPr>
+        <w:t xml:space="preserve">(store_transactions, </w:t>
+      </w:r>
+      <w:r>
+        <w:rPr>
+          <w:rStyle w:val="FunctionTok"/>
+        </w:rPr>
+        <w:t xml:space="preserve">join_by</w:t>
+      </w:r>
+      <w:r>
+        <w:rPr>
+          <w:rStyle w:val="NormalTok"/>
+        </w:rPr>
+        <w:t xml:space="preserve">(customer_id)) </w:t>
+      </w:r>
+      <w:r>
+        <w:rPr>
+          <w:rStyle w:val="SpecialCharTok"/>
+        </w:rPr>
+        <w:t xml:space="preserve">|&gt;</w:t>
+      </w:r>
+      <w:r>
+        <w:rPr>
+          <w:rStyle w:val="NormalTok"/>
+        </w:rPr>
+        <w:t xml:space="preserve"> </w:t>
+      </w:r>
+      <w:r>
+        <w:br/>
+      </w:r>
+      <w:r>
+        <w:rPr>
+          <w:rStyle w:val="NormalTok"/>
+        </w:rPr>
+        <w:t xml:space="preserve">  </w:t>
+      </w:r>
+      <w:r>
+        <w:rPr>
+          <w:rStyle w:val="FunctionTok"/>
+        </w:rPr>
+        <w:t xml:space="preserve">filter</w:t>
+      </w:r>
+      <w:r>
+        <w:rPr>
+          <w:rStyle w:val="NormalTok"/>
+        </w:rPr>
+        <w:t xml:space="preserve">(region </w:t>
+      </w:r>
+      <w:r>
+        <w:rPr>
+          <w:rStyle w:val="SpecialCharTok"/>
+        </w:rPr>
+        <w:t xml:space="preserve">==</w:t>
+      </w:r>
+      <w:r>
+        <w:rPr>
+          <w:rStyle w:val="NormalTok"/>
+        </w:rPr>
+        <w:t xml:space="preserve"> </w:t>
+      </w:r>
+      <w:r>
+        <w:rPr>
+          <w:rStyle w:val="StringTok"/>
+        </w:rPr>
+        <w:t xml:space="preserve">"South"</w:t>
+      </w:r>
+      <w:r>
+        <w:rPr>
+          <w:rStyle w:val="NormalTok"/>
+        </w:rPr>
+        <w:t xml:space="preserve">) </w:t>
+      </w:r>
+      <w:r>
+        <w:rPr>
+          <w:rStyle w:val="SpecialCharTok"/>
+        </w:rPr>
+        <w:t xml:space="preserve">|&gt;</w:t>
+      </w:r>
+      <w:r>
+        <w:rPr>
+          <w:rStyle w:val="NormalTok"/>
+        </w:rPr>
+        <w:t xml:space="preserve"> </w:t>
+      </w:r>
+      <w:r>
+        <w:br/>
+      </w:r>
+      <w:r>
+        <w:rPr>
+          <w:rStyle w:val="NormalTok"/>
+        </w:rPr>
+        <w:t xml:space="preserve">  </w:t>
+      </w:r>
+      <w:r>
+        <w:rPr>
+          <w:rStyle w:val="FunctionTok"/>
+        </w:rPr>
+        <w:t xml:space="preserve">mutate</w:t>
+      </w:r>
+      <w:r>
+        <w:rPr>
+          <w:rStyle w:val="NormalTok"/>
+        </w:rPr>
+        <w:t xml:space="preserve">(</w:t>
+      </w:r>
+      <w:r>
+        <w:br/>
+      </w:r>
+      <w:r>
+        <w:rPr>
+          <w:rStyle w:val="NormalTok"/>
+        </w:rPr>
+        <w:t xml:space="preserve">    </w:t>
+      </w:r>
+      <w:r>
+        <w:rPr>
+          <w:rStyle w:val="AttributeTok"/>
+        </w:rPr>
+        <w:t xml:space="preserve">approx_age =</w:t>
+      </w:r>
+      <w:r>
+        <w:rPr>
+          <w:rStyle w:val="NormalTok"/>
+        </w:rPr>
+        <w:t xml:space="preserve"> </w:t>
+      </w:r>
+      <w:r>
+        <w:rPr>
+          <w:rStyle w:val="DecValTok"/>
+        </w:rPr>
+        <w:t xml:space="preserve">2026</w:t>
+      </w:r>
+      <w:r>
+        <w:rPr>
+          <w:rStyle w:val="NormalTok"/>
+        </w:rPr>
+        <w:t xml:space="preserve"> </w:t>
+      </w:r>
+      <w:r>
+        <w:rPr>
+          <w:rStyle w:val="SpecialCharTok"/>
+        </w:rPr>
+        <w:t xml:space="preserve">-</w:t>
+      </w:r>
+      <w:r>
+        <w:rPr>
+          <w:rStyle w:val="NormalTok"/>
+        </w:rPr>
+        <w:t xml:space="preserve"> birth_year,</w:t>
+      </w:r>
+      <w:r>
+        <w:br/>
+      </w:r>
+      <w:r>
+        <w:rPr>
+          <w:rStyle w:val="NormalTok"/>
+        </w:rPr>
+        <w:t xml:space="preserve">    </w:t>
+      </w:r>
+      <w:r>
+        <w:rPr>
+          <w:rStyle w:val="AttributeTok"/>
+        </w:rPr>
+        <w:t xml:space="preserve">recent_purchases =</w:t>
+      </w:r>
+      <w:r>
+        <w:rPr>
+          <w:rStyle w:val="NormalTok"/>
+        </w:rPr>
+        <w:t xml:space="preserve"> oct_2018 </w:t>
+      </w:r>
+      <w:r>
+        <w:rPr>
+          <w:rStyle w:val="SpecialCharTok"/>
+        </w:rPr>
+        <w:t xml:space="preserve">+</w:t>
+      </w:r>
+      <w:r>
+        <w:rPr>
+          <w:rStyle w:val="NormalTok"/>
+        </w:rPr>
+        <w:t xml:space="preserve"> nov_2018 </w:t>
+      </w:r>
+      <w:r>
+        <w:rPr>
+          <w:rStyle w:val="SpecialCharTok"/>
+        </w:rPr>
+        <w:t xml:space="preserve">+</w:t>
+      </w:r>
+      <w:r>
+        <w:rPr>
+          <w:rStyle w:val="NormalTok"/>
+        </w:rPr>
+        <w:t xml:space="preserve"> dec_2018</w:t>
+      </w:r>
+      <w:r>
+        <w:br/>
+      </w:r>
+      <w:r>
+        <w:rPr>
+          <w:rStyle w:val="NormalTok"/>
+        </w:rPr>
+        <w:t xml:space="preserve">  ) </w:t>
+      </w:r>
+      <w:r>
+        <w:rPr>
+          <w:rStyle w:val="SpecialCharTok"/>
+        </w:rPr>
+        <w:t xml:space="preserve">|&gt;</w:t>
+      </w:r>
+      <w:r>
+        <w:br/>
+      </w:r>
+      <w:r>
+        <w:rPr>
+          <w:rStyle w:val="NormalTok"/>
+        </w:rPr>
+        <w:t xml:space="preserve">  </w:t>
+      </w:r>
+      <w:r>
+        <w:rPr>
+          <w:rStyle w:val="FunctionTok"/>
+        </w:rPr>
+        <w:t xml:space="preserve">arrange</w:t>
+      </w:r>
+      <w:r>
+        <w:rPr>
+          <w:rStyle w:val="NormalTok"/>
+        </w:rPr>
+        <w:t xml:space="preserve">(</w:t>
+      </w:r>
+      <w:r>
+        <w:rPr>
+          <w:rStyle w:val="FunctionTok"/>
+        </w:rPr>
+        <w:t xml:space="preserve">desc</w:t>
+      </w:r>
+      <w:r>
+        <w:rPr>
+          <w:rStyle w:val="NormalTok"/>
+        </w:rPr>
+        <w:t xml:space="preserve">(recent_purchases), </w:t>
+      </w:r>
+      <w:r>
+        <w:rPr>
+          <w:rStyle w:val="FunctionTok"/>
+        </w:rPr>
+        <w:t xml:space="preserve">desc</w:t>
+      </w:r>
+      <w:r>
+        <w:rPr>
+          <w:rStyle w:val="NormalTok"/>
+        </w:rPr>
+        <w:t xml:space="preserve">(dec_2018), customer_id) </w:t>
+      </w:r>
+      <w:r>
+        <w:rPr>
+          <w:rStyle w:val="SpecialCharTok"/>
+        </w:rPr>
+        <w:t xml:space="preserve">|&gt;</w:t>
+      </w:r>
+      <w:r>
+        <w:br/>
+      </w:r>
+      <w:r>
+        <w:rPr>
+          <w:rStyle w:val="NormalTok"/>
+        </w:rPr>
+        <w:t xml:space="preserve">  </w:t>
+      </w:r>
+      <w:r>
+        <w:rPr>
+          <w:rStyle w:val="FunctionTok"/>
+        </w:rPr>
+        <w:t xml:space="preserve">select</w:t>
+      </w:r>
+      <w:r>
+        <w:rPr>
+          <w:rStyle w:val="NormalTok"/>
+        </w:rPr>
+        <w:t xml:space="preserve">(</w:t>
+      </w:r>
+      <w:r>
+        <w:br/>
+      </w:r>
+      <w:r>
+        <w:rPr>
+          <w:rStyle w:val="NormalTok"/>
+        </w:rPr>
+        <w:t xml:space="preserve">    customer_id, approx_age, gender, income, credit, married,</w:t>
+      </w:r>
+      <w:r>
+        <w:br/>
+      </w:r>
+      <w:r>
+        <w:rPr>
+          <w:rStyle w:val="NormalTok"/>
+        </w:rPr>
+        <w:t xml:space="preserve">    college_degree, region, recent_purchases</w:t>
+      </w:r>
+      <w:r>
+        <w:br/>
+      </w:r>
+      <w:r>
+        <w:rPr>
+          <w:rStyle w:val="NormalTok"/>
+        </w:rPr>
+        <w:t xml:space="preserve">  ) </w:t>
+      </w:r>
+      <w:r>
+        <w:rPr>
+          <w:rStyle w:val="SpecialCharTok"/>
+        </w:rPr>
+        <w:t xml:space="preserve">|&gt;</w:t>
+      </w:r>
+      <w:r>
+        <w:br/>
+      </w:r>
+      <w:r>
+        <w:rPr>
+          <w:rStyle w:val="NormalTok"/>
+        </w:rPr>
+        <w:t xml:space="preserve">  </w:t>
+      </w:r>
+      <w:r>
+        <w:rPr>
+          <w:rStyle w:val="FunctionTok"/>
+        </w:rPr>
+        <w:t xml:space="preserve">slice</w:t>
+      </w:r>
+      <w:r>
+        <w:rPr>
+          <w:rStyle w:val="NormalTok"/>
+        </w:rPr>
+        <w:t xml:space="preserve">(</w:t>
+      </w:r>
+      <w:r>
+        <w:rPr>
+          <w:rStyle w:val="DecValTok"/>
+        </w:rPr>
+        <w:t xml:space="preserve">1</w:t>
+      </w:r>
+      <w:r>
+        <w:rPr>
+          <w:rStyle w:val="SpecialCharTok"/>
+        </w:rPr>
+        <w:t xml:space="preserve">:</w:t>
+      </w:r>
+      <w:r>
+        <w:rPr>
+          <w:rStyle w:val="DecValTok"/>
+        </w:rPr>
+        <w:t xml:space="preserve">3</w:t>
+      </w:r>
+      <w:r>
+        <w:rPr>
+          <w:rStyle w:val="NormalTok"/>
+        </w:rPr>
+        <w:t xml:space="preserve">)</w:t>
+      </w:r>
+    </w:p>
+    <w:p>
+      <w:pPr>
+        <w:pStyle w:val="SourceCode"/>
+      </w:pPr>
+      <w:r>
+        <w:rPr>
+          <w:rStyle w:val="CommentTok"/>
+        </w:rPr>
+        <w:t xml:space="preserve"># Display the report in two compact views with customer IDs in both.</w:t>
+      </w:r>
+      <w:r>
+        <w:br/>
+      </w:r>
+      <w:r>
+        <w:br/>
+      </w:r>
+      <w:r>
+        <w:rPr>
+          <w:rStyle w:val="NormalTok"/>
+        </w:rPr>
+        <w:t xml:space="preserve">recently_active_customers </w:t>
+      </w:r>
+      <w:r>
+        <w:rPr>
+          <w:rStyle w:val="SpecialCharTok"/>
+        </w:rPr>
+        <w:t xml:space="preserve">|&gt;</w:t>
+      </w:r>
+      <w:r>
+        <w:br/>
+      </w:r>
+      <w:r>
+        <w:rPr>
+          <w:rStyle w:val="NormalTok"/>
+        </w:rPr>
+        <w:t xml:space="preserve">  </w:t>
+      </w:r>
+      <w:r>
+        <w:rPr>
+          <w:rStyle w:val="FunctionTok"/>
+        </w:rPr>
+        <w:t xml:space="preserve">select</w:t>
+      </w:r>
+      <w:r>
+        <w:rPr>
+          <w:rStyle w:val="NormalTok"/>
+        </w:rPr>
+        <w:t xml:space="preserve">(customer_id, recent_purchases, approx_age, income, credit)</w:t>
+      </w:r>
+    </w:p>
+    <w:p>
+      <w:pPr>
+        <w:pStyle w:val="SourceCode"/>
+      </w:pPr>
+      <w:r>
         <w:rPr>
           <w:rStyle w:val="VerbatimChar"/>
         </w:rPr>
-        <w:t xml:space="preserve">dec_2018</w:t>
+        <w:t xml:space="preserve"># A tibble: 3 x 5</w:t>
+      </w:r>
+      <w:r>
+        <w:br/>
+      </w:r>
+      <w:r>
+        <w:rPr>
+          <w:rStyle w:val="VerbatimChar"/>
+        </w:rPr>
+        <w:t xml:space="preserve">  customer_id recent_purchases approx_age income credit</w:t>
+      </w:r>
+      <w:r>
+        <w:br/>
+      </w:r>
+      <w:r>
+        <w:rPr>
+          <w:rStyle w:val="VerbatimChar"/>
+        </w:rPr>
+        <w:t xml:space="preserve">        &lt;dbl&gt;            &lt;dbl&gt;      &lt;dbl&gt;  &lt;dbl&gt;  &lt;dbl&gt;</w:t>
+      </w:r>
+      <w:r>
+        <w:br/>
+      </w:r>
+      <w:r>
+        <w:rPr>
+          <w:rStyle w:val="VerbatimChar"/>
+        </w:rPr>
+        <w:t xml:space="preserve">1        1069               13         47 197000   674.</w:t>
+      </w:r>
+      <w:r>
+        <w:br/>
+      </w:r>
+      <w:r>
+        <w:rPr>
+          <w:rStyle w:val="VerbatimChar"/>
+        </w:rPr>
+        <w:t xml:space="preserve">2        5976               13         43  71000   747.</w:t>
+      </w:r>
+      <w:r>
+        <w:br/>
+      </w:r>
+      <w:r>
+        <w:rPr>
+          <w:rStyle w:val="VerbatimChar"/>
+        </w:rPr>
+        <w:t xml:space="preserve">3        8472               13         55 132000   694.</w:t>
+      </w:r>
+    </w:p>
+    <w:p>
+      <w:pPr>
+        <w:pStyle w:val="SourceCode"/>
+      </w:pPr>
+      <w:r>
+        <w:rPr>
+          <w:rStyle w:val="NormalTok"/>
+        </w:rPr>
+        <w:t xml:space="preserve">recently_active_customers </w:t>
+      </w:r>
+      <w:r>
+        <w:rPr>
+          <w:rStyle w:val="SpecialCharTok"/>
+        </w:rPr>
+        <w:t xml:space="preserve">|&gt;</w:t>
+      </w:r>
+      <w:r>
+        <w:br/>
+      </w:r>
+      <w:r>
+        <w:rPr>
+          <w:rStyle w:val="NormalTok"/>
+        </w:rPr>
+        <w:t xml:space="preserve">  </w:t>
+      </w:r>
+      <w:r>
+        <w:rPr>
+          <w:rStyle w:val="FunctionTok"/>
+        </w:rPr>
+        <w:t xml:space="preserve">select</w:t>
+      </w:r>
+      <w:r>
+        <w:rPr>
+          <w:rStyle w:val="NormalTok"/>
+        </w:rPr>
+        <w:t xml:space="preserve">(customer_id, gender, married, college_degree, region)</w:t>
+      </w:r>
+    </w:p>
+    <w:p>
+      <w:pPr>
+        <w:pStyle w:val="SourceCode"/>
+      </w:pPr>
+      <w:r>
+        <w:rPr>
+          <w:rStyle w:val="VerbatimChar"/>
+        </w:rPr>
+        <w:t xml:space="preserve"># A tibble: 3 x 5</w:t>
+      </w:r>
+      <w:r>
+        <w:br/>
+      </w:r>
+      <w:r>
+        <w:rPr>
+          <w:rStyle w:val="VerbatimChar"/>
+        </w:rPr>
+        <w:t xml:space="preserve">  customer_id gender married college_degree region</w:t>
+      </w:r>
+      <w:r>
+        <w:br/>
+      </w:r>
+      <w:r>
+        <w:rPr>
+          <w:rStyle w:val="VerbatimChar"/>
+        </w:rPr>
+        <w:t xml:space="preserve">        &lt;dbl&gt; &lt;chr&gt;  &lt;chr&gt;   &lt;chr&gt;          &lt;chr&gt; </w:t>
+      </w:r>
+      <w:r>
+        <w:br/>
+      </w:r>
+      <w:r>
+        <w:rPr>
+          <w:rStyle w:val="VerbatimChar"/>
+        </w:rPr>
+        <w:t xml:space="preserve">1        1069 Other  Yes     Yes            South </w:t>
+      </w:r>
+      <w:r>
+        <w:br/>
+      </w:r>
+      <w:r>
+        <w:rPr>
+          <w:rStyle w:val="VerbatimChar"/>
+        </w:rPr>
+        <w:t xml:space="preserve">2        5976 Male   Yes     No             South </w:t>
+      </w:r>
+      <w:r>
+        <w:br/>
+      </w:r>
+      <w:r>
+        <w:rPr>
+          <w:rStyle w:val="VerbatimChar"/>
+        </w:rPr>
+        <w:t xml:space="preserve">3        8472 Male   No      No             South </w:t>
+      </w:r>
+    </w:p>
+    <w:p>
+      <w:pPr>
+        <w:pStyle w:val="FirstParagraph"/>
+      </w:pPr>
+      <w:r>
+        <w:t xml:space="preserve">The example returns customer IDs 1069, 5976, and 8472. Each made 13 purchases during the final three months of 2018. Customer 10020 also made 13 purchases. All four made five purchases in December, so this example’s final customer-ID comparison determines which three appear. Another explained rule may return a different three from this tied group.</w:t>
+      </w:r>
+    </w:p>
+    <w:p>
+      <w:pPr>
+        <w:pStyle w:val="BodyText"/>
+      </w:pPr>
+      <w:r>
+        <w:t xml:space="preserve">The selected customers have approximate ages of 47, 43, and 55 in 2026, with annual incomes from $71,000 to $197,000 and credit scores of about 674 to 747. Two are male and one has gender recorded as Other; two are married and one has a college degree. These describe the selected customers, not a representative profile of everyone in the South.</w:t>
+      </w:r>
+    </w:p>
+    <w:p>
+      <w:pPr>
+        <w:pStyle w:val="BodyText"/>
+      </w:pPr>
+      <w:r>
+        <w:t xml:space="preserve">No single customer stands out in purchase activity: all three have the same quarterly total, as does the fourth tied customer. Purchase count does not measure revenue, profit, or lifetime value, and these historical transactions cannot establish who is active today.</w:t>
+      </w:r>
+    </w:p>
+    <w:p>
+      <w:pPr>
+        <w:pStyle w:val="BodyText"/>
+      </w:pPr>
+      <w:r>
+        <w:t xml:space="preserve">The activity measure describes the final quarter of 2018. The separate</w:t>
       </w:r>
       <w:r>
         <w:t xml:space="preserve"> </w:t>
       </w:r>
       <w:r>
-        <w:t xml:space="preserve">transactions.</w:t>
-      </w:r>
-    </w:p>
-    <w:p>
-      <w:pPr>
-        <w:numPr>
-          <w:ilvl w:val="0"/>
-          <w:numId w:val="1001"/>
-        </w:numPr>
-      </w:pPr>
-      <w:r>
-        <w:t xml:space="preserve">Keep the top 3 rows of data.</w:t>
-      </w:r>
-    </w:p>
-    <w:p>
-      <w:pPr>
-        <w:numPr>
-          <w:ilvl w:val="0"/>
-          <w:numId w:val="1001"/>
-        </w:numPr>
-      </w:pPr>
-      <w:r>
-        <w:t xml:space="preserve">Who appears to be purchasing the most items for that month in the South?</w:t>
-      </w:r>
-    </w:p>
-    <w:p>
-      <w:pPr>
-        <w:numPr>
-          <w:ilvl w:val="0"/>
-          <w:numId w:val="1001"/>
-        </w:numPr>
-      </w:pPr>
-      <w:r>
-        <w:t xml:space="preserve">Render the Quarto document as a Word Doc and upload to Canvas.</w:t>
-      </w:r>
-    </w:p>
-    <w:p>
-      <w:pPr>
-        <w:pStyle w:val="FirstParagraph"/>
-      </w:pPr>
-      <w:r>
-        <w:t xml:space="preserve">Five points total, one point each for:</w:t>
-      </w:r>
-    </w:p>
-    <w:p>
-      <w:pPr>
-        <w:pStyle w:val="BodyText"/>
-      </w:pPr>
-      <w:r>
-        <w:t xml:space="preserve">- Loading the tidyverse.</w:t>
-      </w:r>
-    </w:p>
-    <w:p>
-      <w:pPr>
-        <w:pStyle w:val="BodyText"/>
-      </w:pPr>
-      <w:r>
-        <w:t xml:space="preserve">- Importing customer_data and store_transactions.</w:t>
-      </w:r>
-    </w:p>
-    <w:p>
-      <w:pPr>
-        <w:pStyle w:val="BodyText"/>
-      </w:pPr>
-      <w:r>
-        <w:t xml:space="preserve">- Following the instructions using consecutive lines of code.</w:t>
-      </w:r>
-    </w:p>
-    <w:p>
-      <w:pPr>
-        <w:pStyle w:val="BodyText"/>
-      </w:pPr>
-      <w:r>
-        <w:t xml:space="preserve">- Making a reasonable attempt to follow all of the steps and answer the question.</w:t>
-      </w:r>
-    </w:p>
-    <w:p>
-      <w:pPr>
-        <w:pStyle w:val="BodyText"/>
-      </w:pPr>
-      <w:r>
-        <w:t xml:space="preserve">- Submitting a rendered Word doc.</w:t>
-      </w:r>
-    </w:p>
-    <w:p>
-      <w:pPr>
-        <w:pStyle w:val="SourceCode"/>
-      </w:pPr>
-      <w:r>
-        <w:rPr>
-          <w:rStyle w:val="CommentTok"/>
-        </w:rPr>
-        <w:t xml:space="preserve"># Load packages.</w:t>
-      </w:r>
-      <w:r>
-        <w:br/>
-      </w:r>
-      <w:r>
-        <w:br/>
-      </w:r>
-      <w:r>
-        <w:rPr>
-          <w:rStyle w:val="FunctionTok"/>
-        </w:rPr>
-        <w:t xml:space="preserve">library</w:t>
-      </w:r>
-      <w:r>
-        <w:rPr>
-          <w:rStyle w:val="NormalTok"/>
-        </w:rPr>
-        <w:t xml:space="preserve">(tidyverse)</w:t>
-      </w:r>
-    </w:p>
-    <w:p>
-      <w:pPr>
-        <w:pStyle w:val="SourceCode"/>
-      </w:pPr>
-      <w:r>
         <w:rPr>
           <w:rStyle w:val="VerbatimChar"/>
         </w:rPr>
-        <w:t xml:space="preserve">── Attaching core tidyverse packages ──────────────────────── tidyverse 2.0.0 ──</w:t>
-      </w:r>
-      <w:r>
-        <w:br/>
-      </w:r>
-      <w:r>
-        <w:rPr>
-          <w:rStyle w:val="VerbatimChar"/>
-        </w:rPr>
-        <w:t xml:space="preserve">✔ dplyr     1.1.4     ✔ readr     2.1.5</w:t>
-      </w:r>
-      <w:r>
-        <w:br/>
-      </w:r>
-      <w:r>
-        <w:rPr>
-          <w:rStyle w:val="VerbatimChar"/>
-        </w:rPr>
-        <w:t xml:space="preserve">✔ forcats   1.0.0     ✔ stringr   1.5.1</w:t>
-      </w:r>
-      <w:r>
-        <w:br/>
-      </w:r>
-      <w:r>
-        <w:rPr>
-          <w:rStyle w:val="VerbatimChar"/>
-        </w:rPr>
-        <w:t xml:space="preserve">✔ ggplot2   3.5.2     ✔ tibble    3.3.0</w:t>
-      </w:r>
-      <w:r>
-        <w:br/>
-      </w:r>
-      <w:r>
-        <w:rPr>
-          <w:rStyle w:val="VerbatimChar"/>
-        </w:rPr>
-        <w:t xml:space="preserve">✔ lubridate 1.9.4     ✔ tidyr     1.3.1</w:t>
-      </w:r>
-      <w:r>
-        <w:br/>
-      </w:r>
-      <w:r>
-        <w:rPr>
-          <w:rStyle w:val="VerbatimChar"/>
-        </w:rPr>
-        <w:t xml:space="preserve">✔ purrr     1.1.0     </w:t>
-      </w:r>
-      <w:r>
-        <w:br/>
-      </w:r>
-      <w:r>
-        <w:rPr>
-          <w:rStyle w:val="VerbatimChar"/>
-        </w:rPr>
-        <w:t xml:space="preserve">── Conflicts ────────────────────────────────────────── tidyverse_conflicts() ──</w:t>
-      </w:r>
-      <w:r>
-        <w:br/>
-      </w:r>
-      <w:r>
-        <w:rPr>
-          <w:rStyle w:val="VerbatimChar"/>
-        </w:rPr>
-        <w:t xml:space="preserve">✖ dplyr::filter() masks stats::filter()</w:t>
-      </w:r>
-      <w:r>
-        <w:br/>
-      </w:r>
-      <w:r>
-        <w:rPr>
-          <w:rStyle w:val="VerbatimChar"/>
-        </w:rPr>
-        <w:t xml:space="preserve">✖ dplyr::lag()    masks stats::lag()</w:t>
-      </w:r>
-      <w:r>
-        <w:br/>
-      </w:r>
-      <w:r>
-        <w:rPr>
-          <w:rStyle w:val="VerbatimChar"/>
-        </w:rPr>
-        <w:t xml:space="preserve">ℹ Use the conflicted package (&lt;http://conflicted.r-lib.org/&gt;) to force all conflicts to become errors</w:t>
-      </w:r>
-    </w:p>
-    <w:p>
-      <w:pPr>
-        <w:pStyle w:val="SourceCode"/>
-      </w:pPr>
-      <w:r>
-        <w:rPr>
-          <w:rStyle w:val="CommentTok"/>
-        </w:rPr>
-        <w:t xml:space="preserve"># Import data.</w:t>
-      </w:r>
-      <w:r>
-        <w:br/>
-      </w:r>
-      <w:r>
-        <w:br/>
-      </w:r>
-      <w:r>
-        <w:rPr>
-          <w:rStyle w:val="NormalTok"/>
-        </w:rPr>
-        <w:t xml:space="preserve">customer_data </w:t>
-      </w:r>
-      <w:r>
-        <w:rPr>
-          <w:rStyle w:val="OtherTok"/>
-        </w:rPr>
-        <w:t xml:space="preserve">&lt;-</w:t>
-      </w:r>
-      <w:r>
-        <w:rPr>
-          <w:rStyle w:val="NormalTok"/>
-        </w:rPr>
+        <w:t xml:space="preserve">approx_age</w:t>
+      </w:r>
+      <w:r>
         <w:t xml:space="preserve"> </w:t>
       </w:r>
       <w:r>
-        <w:rPr>
-          <w:rStyle w:val="FunctionTok"/>
-        </w:rPr>
-        <w:t xml:space="preserve">read_csv</w:t>
-      </w:r>
-      <w:r>
-        <w:rPr>
-          <w:rStyle w:val="NormalTok"/>
-        </w:rPr>
-        <w:t xml:space="preserve">(</w:t>
-      </w:r>
-      <w:r>
-        <w:rPr>
-          <w:rStyle w:val="StringTok"/>
-        </w:rPr>
-        <w:t xml:space="preserve">"customer_data.csv"</w:t>
-      </w:r>
-      <w:r>
-        <w:rPr>
-          <w:rStyle w:val="NormalTok"/>
-        </w:rPr>
-        <w:t xml:space="preserve">, </w:t>
-      </w:r>
-      <w:r>
-        <w:rPr>
-          <w:rStyle w:val="AttributeTok"/>
-        </w:rPr>
-        <w:t xml:space="preserve">show_col_types =</w:t>
-      </w:r>
-      <w:r>
-        <w:rPr>
-          <w:rStyle w:val="NormalTok"/>
-        </w:rPr>
-        <w:t xml:space="preserve"> </w:t>
-      </w:r>
-      <w:r>
-        <w:rPr>
-          <w:rStyle w:val="ConstantTok"/>
-        </w:rPr>
-        <w:t xml:space="preserve">FALSE</w:t>
-      </w:r>
-      <w:r>
-        <w:rPr>
-          <w:rStyle w:val="NormalTok"/>
-        </w:rPr>
-        <w:t xml:space="preserve">) </w:t>
-      </w:r>
-      <w:r>
-        <w:br/>
-      </w:r>
-      <w:r>
-        <w:rPr>
-          <w:rStyle w:val="NormalTok"/>
-        </w:rPr>
-        <w:t xml:space="preserve">store_transactions </w:t>
-      </w:r>
-      <w:r>
-        <w:rPr>
-          <w:rStyle w:val="OtherTok"/>
-        </w:rPr>
-        <w:t xml:space="preserve">&lt;-</w:t>
-      </w:r>
-      <w:r>
-        <w:rPr>
-          <w:rStyle w:val="NormalTok"/>
-        </w:rPr>
-        <w:t xml:space="preserve"> </w:t>
-      </w:r>
-      <w:r>
-        <w:rPr>
-          <w:rStyle w:val="FunctionTok"/>
-        </w:rPr>
-        <w:t xml:space="preserve">read_csv</w:t>
-      </w:r>
-      <w:r>
-        <w:rPr>
-          <w:rStyle w:val="NormalTok"/>
-        </w:rPr>
-        <w:t xml:space="preserve">(</w:t>
-      </w:r>
-      <w:r>
-        <w:rPr>
-          <w:rStyle w:val="StringTok"/>
-        </w:rPr>
-        <w:t xml:space="preserve">"store_transactions.csv"</w:t>
-      </w:r>
-      <w:r>
-        <w:rPr>
-          <w:rStyle w:val="NormalTok"/>
-        </w:rPr>
-        <w:t xml:space="preserve">, </w:t>
-      </w:r>
-      <w:r>
-        <w:rPr>
-          <w:rStyle w:val="AttributeTok"/>
-        </w:rPr>
-        <w:t xml:space="preserve">show_col_types =</w:t>
-      </w:r>
-      <w:r>
-        <w:rPr>
-          <w:rStyle w:val="NormalTok"/>
-        </w:rPr>
-        <w:t xml:space="preserve"> </w:t>
-      </w:r>
-      <w:r>
-        <w:rPr>
-          <w:rStyle w:val="ConstantTok"/>
-        </w:rPr>
-        <w:t xml:space="preserve">FALSE</w:t>
-      </w:r>
-      <w:r>
-        <w:rPr>
-          <w:rStyle w:val="NormalTok"/>
-        </w:rPr>
-        <w:t xml:space="preserve">)</w:t>
-      </w:r>
-    </w:p>
-    <w:p>
-      <w:pPr>
-        <w:pStyle w:val="SourceCode"/>
-      </w:pPr>
-      <w:r>
-        <w:rPr>
-          <w:rStyle w:val="CommentTok"/>
-        </w:rPr>
-        <w:t xml:space="preserve"># Find the customers who have spent the most recently.</w:t>
-      </w:r>
-      <w:r>
-        <w:br/>
-      </w:r>
-      <w:r>
-        <w:br/>
-      </w:r>
-      <w:r>
-        <w:rPr>
-          <w:rStyle w:val="NormalTok"/>
-        </w:rPr>
-        <w:t xml:space="preserve">customer_data </w:t>
-      </w:r>
-      <w:r>
-        <w:rPr>
-          <w:rStyle w:val="SpecialCharTok"/>
-        </w:rPr>
-        <w:t xml:space="preserve">|&gt;</w:t>
-      </w:r>
-      <w:r>
-        <w:rPr>
-          <w:rStyle w:val="NormalTok"/>
-        </w:rPr>
-        <w:t xml:space="preserve"> </w:t>
-      </w:r>
-      <w:r>
-        <w:br/>
-      </w:r>
-      <w:r>
-        <w:rPr>
-          <w:rStyle w:val="NormalTok"/>
-        </w:rPr>
-        <w:t xml:space="preserve">  </w:t>
-      </w:r>
-      <w:r>
-        <w:rPr>
-          <w:rStyle w:val="FunctionTok"/>
-        </w:rPr>
-        <w:t xml:space="preserve">left_join</w:t>
-      </w:r>
-      <w:r>
-        <w:rPr>
-          <w:rStyle w:val="NormalTok"/>
-        </w:rPr>
-        <w:t xml:space="preserve">(store_transactions, </w:t>
-      </w:r>
-      <w:r>
-        <w:rPr>
-          <w:rStyle w:val="FunctionTok"/>
-        </w:rPr>
-        <w:t xml:space="preserve">join_by</w:t>
-      </w:r>
-      <w:r>
-        <w:rPr>
-          <w:rStyle w:val="NormalTok"/>
-        </w:rPr>
-        <w:t xml:space="preserve">(customer_id)) </w:t>
-      </w:r>
-      <w:r>
-        <w:rPr>
-          <w:rStyle w:val="SpecialCharTok"/>
-        </w:rPr>
-        <w:t xml:space="preserve">|&gt;</w:t>
-      </w:r>
-      <w:r>
-        <w:rPr>
-          <w:rStyle w:val="NormalTok"/>
-        </w:rPr>
-        <w:t xml:space="preserve"> </w:t>
-      </w:r>
-      <w:r>
-        <w:br/>
-      </w:r>
-      <w:r>
-        <w:rPr>
-          <w:rStyle w:val="NormalTok"/>
-        </w:rPr>
-        <w:t xml:space="preserve">  </w:t>
-      </w:r>
-      <w:r>
-        <w:rPr>
-          <w:rStyle w:val="FunctionTok"/>
-        </w:rPr>
-        <w:t xml:space="preserve">filter</w:t>
-      </w:r>
-      <w:r>
-        <w:rPr>
-          <w:rStyle w:val="NormalTok"/>
-        </w:rPr>
-        <w:t xml:space="preserve">(region </w:t>
-      </w:r>
-      <w:r>
-        <w:rPr>
-          <w:rStyle w:val="SpecialCharTok"/>
-        </w:rPr>
-        <w:t xml:space="preserve">==</w:t>
-      </w:r>
-      <w:r>
-        <w:rPr>
-          <w:rStyle w:val="NormalTok"/>
-        </w:rPr>
-        <w:t xml:space="preserve"> </w:t>
-      </w:r>
-      <w:r>
-        <w:rPr>
-          <w:rStyle w:val="StringTok"/>
-        </w:rPr>
-        <w:t xml:space="preserve">"South"</w:t>
-      </w:r>
-      <w:r>
-        <w:rPr>
-          <w:rStyle w:val="NormalTok"/>
-        </w:rPr>
-        <w:t xml:space="preserve">) </w:t>
-      </w:r>
-      <w:r>
-        <w:rPr>
-          <w:rStyle w:val="SpecialCharTok"/>
-        </w:rPr>
-        <w:t xml:space="preserve">|&gt;</w:t>
-      </w:r>
-      <w:r>
-        <w:rPr>
-          <w:rStyle w:val="NormalTok"/>
-        </w:rPr>
-        <w:t xml:space="preserve"> </w:t>
-      </w:r>
-      <w:r>
-        <w:br/>
-      </w:r>
-      <w:r>
-        <w:rPr>
-          <w:rStyle w:val="NormalTok"/>
-        </w:rPr>
-        <w:t xml:space="preserve">  </w:t>
-      </w:r>
-      <w:r>
-        <w:rPr>
-          <w:rStyle w:val="FunctionTok"/>
-        </w:rPr>
-        <w:t xml:space="preserve">mutate</w:t>
-      </w:r>
-      <w:r>
-        <w:rPr>
-          <w:rStyle w:val="NormalTok"/>
-        </w:rPr>
-        <w:t xml:space="preserve">(</w:t>
-      </w:r>
-      <w:r>
-        <w:rPr>
-          <w:rStyle w:val="AttributeTok"/>
-        </w:rPr>
-        <w:t xml:space="preserve">age =</w:t>
-      </w:r>
-      <w:r>
-        <w:rPr>
-          <w:rStyle w:val="NormalTok"/>
-        </w:rPr>
-        <w:t xml:space="preserve"> </w:t>
-      </w:r>
-      <w:r>
-        <w:rPr>
-          <w:rStyle w:val="DecValTok"/>
-        </w:rPr>
-        <w:t xml:space="preserve">2026</w:t>
-      </w:r>
-      <w:r>
-        <w:rPr>
-          <w:rStyle w:val="NormalTok"/>
-        </w:rPr>
-        <w:t xml:space="preserve"> </w:t>
-      </w:r>
-      <w:r>
-        <w:rPr>
-          <w:rStyle w:val="SpecialCharTok"/>
-        </w:rPr>
-        <w:t xml:space="preserve">-</w:t>
-      </w:r>
-      <w:r>
-        <w:rPr>
-          <w:rStyle w:val="NormalTok"/>
-        </w:rPr>
-        <w:t xml:space="preserve"> birth_year) </w:t>
-      </w:r>
-      <w:r>
-        <w:rPr>
-          <w:rStyle w:val="SpecialCharTok"/>
-        </w:rPr>
-        <w:t xml:space="preserve">|&gt;</w:t>
-      </w:r>
-      <w:r>
-        <w:rPr>
-          <w:rStyle w:val="NormalTok"/>
-        </w:rPr>
-        <w:t xml:space="preserve"> </w:t>
-      </w:r>
-      <w:r>
-        <w:br/>
-      </w:r>
-      <w:r>
-        <w:rPr>
-          <w:rStyle w:val="NormalTok"/>
-        </w:rPr>
-        <w:t xml:space="preserve">  </w:t>
-      </w:r>
-      <w:r>
-        <w:rPr>
-          <w:rStyle w:val="FunctionTok"/>
-        </w:rPr>
-        <w:t xml:space="preserve">select</w:t>
-      </w:r>
-      <w:r>
-        <w:rPr>
-          <w:rStyle w:val="NormalTok"/>
-        </w:rPr>
-        <w:t xml:space="preserve">(age, gender</w:t>
-      </w:r>
-      <w:r>
-        <w:rPr>
-          <w:rStyle w:val="SpecialCharTok"/>
-        </w:rPr>
-        <w:t xml:space="preserve">:</w:t>
-      </w:r>
-      <w:r>
-        <w:rPr>
-          <w:rStyle w:val="NormalTok"/>
-        </w:rPr>
-        <w:t xml:space="preserve">region, dec_2018) </w:t>
-      </w:r>
-      <w:r>
-        <w:rPr>
-          <w:rStyle w:val="SpecialCharTok"/>
-        </w:rPr>
-        <w:t xml:space="preserve">|&gt;</w:t>
-      </w:r>
-      <w:r>
-        <w:rPr>
-          <w:rStyle w:val="NormalTok"/>
-        </w:rPr>
-        <w:t xml:space="preserve"> </w:t>
-      </w:r>
-      <w:r>
-        <w:br/>
-      </w:r>
-      <w:r>
-        <w:rPr>
-          <w:rStyle w:val="NormalTok"/>
-        </w:rPr>
-        <w:t xml:space="preserve">  </w:t>
-      </w:r>
-      <w:r>
-        <w:rPr>
-          <w:rStyle w:val="FunctionTok"/>
-        </w:rPr>
-        <w:t xml:space="preserve">arrange</w:t>
-      </w:r>
-      <w:r>
-        <w:rPr>
-          <w:rStyle w:val="NormalTok"/>
-        </w:rPr>
-        <w:t xml:space="preserve">(</w:t>
-      </w:r>
-      <w:r>
-        <w:rPr>
-          <w:rStyle w:val="FunctionTok"/>
-        </w:rPr>
-        <w:t xml:space="preserve">desc</w:t>
-      </w:r>
-      <w:r>
-        <w:rPr>
-          <w:rStyle w:val="NormalTok"/>
-        </w:rPr>
-        <w:t xml:space="preserve">(dec_2018)) </w:t>
-      </w:r>
-      <w:r>
-        <w:rPr>
-          <w:rStyle w:val="SpecialCharTok"/>
-        </w:rPr>
-        <w:t xml:space="preserve">|&gt;</w:t>
-      </w:r>
-      <w:r>
-        <w:rPr>
-          <w:rStyle w:val="NormalTok"/>
-        </w:rPr>
-        <w:t xml:space="preserve"> </w:t>
-      </w:r>
-      <w:r>
-        <w:br/>
-      </w:r>
-      <w:r>
-        <w:rPr>
-          <w:rStyle w:val="NormalTok"/>
-        </w:rPr>
-        <w:t xml:space="preserve">  </w:t>
-      </w:r>
-      <w:r>
-        <w:rPr>
-          <w:rStyle w:val="FunctionTok"/>
-        </w:rPr>
-        <w:t xml:space="preserve">slice</w:t>
-      </w:r>
-      <w:r>
-        <w:rPr>
-          <w:rStyle w:val="NormalTok"/>
-        </w:rPr>
-        <w:t xml:space="preserve">(</w:t>
-      </w:r>
-      <w:r>
-        <w:rPr>
-          <w:rStyle w:val="DecValTok"/>
-        </w:rPr>
-        <w:t xml:space="preserve">1</w:t>
-      </w:r>
-      <w:r>
-        <w:rPr>
-          <w:rStyle w:val="SpecialCharTok"/>
-        </w:rPr>
-        <w:t xml:space="preserve">:</w:t>
-      </w:r>
-      <w:r>
-        <w:rPr>
-          <w:rStyle w:val="DecValTok"/>
-        </w:rPr>
-        <w:t xml:space="preserve">3</w:t>
-      </w:r>
-      <w:r>
-        <w:rPr>
-          <w:rStyle w:val="NormalTok"/>
-        </w:rPr>
-        <w:t xml:space="preserve">)</w:t>
-      </w:r>
-    </w:p>
-    <w:p>
-      <w:pPr>
-        <w:pStyle w:val="SourceCode"/>
-      </w:pPr>
-      <w:r>
-        <w:rPr>
-          <w:rStyle w:val="VerbatimChar"/>
-        </w:rPr>
-        <w:t xml:space="preserve"># A tibble: 3 × 8</w:t>
-      </w:r>
-      <w:r>
-        <w:br/>
-      </w:r>
-      <w:r>
-        <w:rPr>
-          <w:rStyle w:val="VerbatimChar"/>
-        </w:rPr>
-        <w:t xml:space="preserve">    age gender income credit married college_degree region dec_2018</w:t>
-      </w:r>
-      <w:r>
-        <w:br/>
-      </w:r>
-      <w:r>
-        <w:rPr>
-          <w:rStyle w:val="VerbatimChar"/>
-        </w:rPr>
-        <w:t xml:space="preserve">  &lt;dbl&gt; &lt;chr&gt;   &lt;dbl&gt;  &lt;dbl&gt; &lt;chr&gt;   &lt;chr&gt;          &lt;chr&gt;     &lt;dbl&gt;</w:t>
-      </w:r>
-      <w:r>
-        <w:br/>
-      </w:r>
-      <w:r>
-        <w:rPr>
-          <w:rStyle w:val="VerbatimChar"/>
-        </w:rPr>
-        <w:t xml:space="preserve">1    47 Other  197000   674. Yes     Yes            South         5</w:t>
-      </w:r>
-      <w:r>
-        <w:br/>
-      </w:r>
-      <w:r>
-        <w:rPr>
-          <w:rStyle w:val="VerbatimChar"/>
-        </w:rPr>
-        <w:t xml:space="preserve">2    51 Female 172000   625. No      Yes            South         5</w:t>
-      </w:r>
-      <w:r>
-        <w:br/>
-      </w:r>
-      <w:r>
-        <w:rPr>
-          <w:rStyle w:val="VerbatimChar"/>
-        </w:rPr>
-        <w:t xml:space="preserve">3    51 Male    93000   781. Yes     No             South         5</w:t>
-      </w:r>
-    </w:p>
-    <w:p>
-      <w:pPr>
-        <w:pStyle w:val="FirstParagraph"/>
-      </w:pPr>
-      <w:r>
-        <w:t xml:space="preserve">Customers in the South who purchased the most in December 2018 appear to be mostly high income, married individuals with college degrees.</w:t>
-      </w:r>
-    </w:p>
-    <w:bookmarkEnd w:id="20"/>
+        <w:t xml:space="preserve">field estimates age in 2026; it does not describe the customers’ ages when those purchases occurred.</w:t>
+      </w:r>
+    </w:p>
+    <w:bookmarkEnd w:id="11"/>
     <w:sectPr>
       <w:footnotePr>
         <w:numRestart w:val="eachSect"/>
@@ -1147,123 +1229,114 @@
       </w:pPr>
     </w:lvl>
   </w:abstractNum>
-  <w:abstractNum w:abstractNumId="99411">
-    <w:nsid w:val="00A99411"/>
+  <w:abstractNum w:abstractNumId="991">
+    <w:nsid w:val="0000A991"/>
     <w:multiLevelType w:val="multilevel"/>
     <w:lvl w:ilvl="0">
-      <w:start w:val="1"/>
-      <w:numFmt w:val="decimal"/>
-      <w:lvlText w:val="%1."/>
+      <w:numFmt w:val="bullet"/>
+      <w:lvlText w:val=""/>
       <w:lvlJc w:val="left"/>
       <w:pPr>
         <w:ind w:left="720" w:hanging="360"/>
       </w:pPr>
+      <w:rPr>
+        <w:rFonts w:ascii="Symbol" w:hAnsi="Symbol" w:cs="Symbol" w:hint="default"/>
+      </w:rPr>
     </w:lvl>
     <w:lvl w:ilvl="1">
-      <w:start w:val="1"/>
-      <w:numFmt w:val="decimal"/>
-      <w:lvlText w:val="%2."/>
+      <w:numFmt w:val="bullet"/>
+      <w:lvlText w:val="o"/>
       <w:lvlJc w:val="left"/>
       <w:pPr>
         <w:ind w:left="1440" w:hanging="360"/>
       </w:pPr>
+      <w:rPr>
+        <w:rFonts w:ascii="Courier New" w:hAnsi="Courier New" w:cs="Courier New" w:hint="default"/>
+      </w:rPr>
     </w:lvl>
     <w:lvl w:ilvl="2">
-      <w:start w:val="1"/>
-      <w:numFmt w:val="decimal"/>
-      <w:lvlText w:val="%3."/>
+      <w:numFmt w:val="bullet"/>
+      <w:lvlText w:val=""/>
       <w:lvlJc w:val="left"/>
       <w:pPr>
         <w:ind w:left="2160" w:hanging="360"/>
       </w:pPr>
+      <w:rPr>
+        <w:rFonts w:ascii="Wingdings" w:hAnsi="Wingdings" w:cs="Wingdings" w:hint="default"/>
+      </w:rPr>
     </w:lvl>
     <w:lvl w:ilvl="3">
-      <w:start w:val="1"/>
-      <w:numFmt w:val="decimal"/>
-      <w:lvlText w:val="%4."/>
+      <w:numFmt w:val="bullet"/>
+      <w:lvlText w:val=""/>
       <w:lvlJc w:val="left"/>
       <w:pPr>
         <w:ind w:left="2880" w:hanging="360"/>
       </w:pPr>
+      <w:rPr>
+        <w:rFonts w:ascii="Symbol" w:hAnsi="Symbol" w:cs="Symbol" w:hint="default"/>
+      </w:rPr>
     </w:lvl>
     <w:lvl w:ilvl="4">
-      <w:start w:val="1"/>
-      <w:numFmt w:val="decimal"/>
-      <w:lvlText w:val="%5."/>
+      <w:numFmt w:val="bullet"/>
+      <w:lvlText w:val="o"/>
       <w:lvlJc w:val="left"/>
       <w:pPr>
         <w:ind w:left="3600" w:hanging="360"/>
       </w:pPr>
+      <w:rPr>
+        <w:rFonts w:ascii="Courier New" w:hAnsi="Courier New" w:cs="Courier New" w:hint="default"/>
+      </w:rPr>
     </w:lvl>
     <w:lvl w:ilvl="5">
-      <w:start w:val="1"/>
-      <w:numFmt w:val="decimal"/>
-      <w:lvlText w:val="%6."/>
+      <w:numFmt w:val="bullet"/>
+      <w:lvlText w:val=""/>
       <w:lvlJc w:val="left"/>
       <w:pPr>
         <w:ind w:left="4320" w:hanging="360"/>
       </w:pPr>
+      <w:rPr>
+        <w:rFonts w:ascii="Wingdings" w:hAnsi="Wingdings" w:cs="Wingdings" w:hint="default"/>
+      </w:rPr>
     </w:lvl>
     <w:lvl w:ilvl="6">
-      <w:start w:val="1"/>
-      <w:numFmt w:val="decimal"/>
-      <w:lvlText w:val="%7."/>
+      <w:numFmt w:val="bullet"/>
+      <w:lvlText w:val=""/>
       <w:lvlJc w:val="left"/>
       <w:pPr>
         <w:ind w:left="5040" w:hanging="360"/>
       </w:pPr>
+      <w:rPr>
+        <w:rFonts w:ascii="Symbol" w:hAnsi="Symbol" w:cs="Symbol" w:hint="default"/>
+      </w:rPr>
     </w:lvl>
     <w:lvl w:ilvl="7">
-      <w:start w:val="1"/>
-      <w:numFmt w:val="decimal"/>
-      <w:lvlText w:val="%8."/>
+      <w:numFmt w:val="bullet"/>
+      <w:lvlText w:val="o"/>
       <w:lvlJc w:val="left"/>
       <w:pPr>
         <w:ind w:left="5760" w:hanging="360"/>
       </w:pPr>
+      <w:rPr>
+        <w:rFonts w:ascii="Courier New" w:hAnsi="Courier New" w:cs="Courier New" w:hint="default"/>
+      </w:rPr>
     </w:lvl>
     <w:lvl w:ilvl="8">
-      <w:start w:val="1"/>
-      <w:numFmt w:val="decimal"/>
-      <w:lvlText w:val="%9."/>
+      <w:numFmt w:val="bullet"/>
+      <w:lvlText w:val=""/>
       <w:lvlJc w:val="left"/>
       <w:pPr>
         <w:ind w:left="6480" w:hanging="360"/>
       </w:pPr>
+      <w:rPr>
+        <w:rFonts w:ascii="Wingdings" w:hAnsi="Wingdings" w:cs="Wingdings" w:hint="default"/>
+      </w:rPr>
     </w:lvl>
   </w:abstractNum>
   <w:num w:numId="1000">
     <w:abstractNumId w:val="990"/>
   </w:num>
   <w:num w:numId="1001">
-    <w:abstractNumId w:val="99411"/>
-    <w:lvlOverride w:ilvl="0">
-      <w:startOverride w:val="1"/>
-    </w:lvlOverride>
-    <w:lvlOverride w:ilvl="1">
-      <w:startOverride w:val="1"/>
-    </w:lvlOverride>
-    <w:lvlOverride w:ilvl="2">
-      <w:startOverride w:val="1"/>
-    </w:lvlOverride>
-    <w:lvlOverride w:ilvl="3">
-      <w:startOverride w:val="1"/>
-    </w:lvlOverride>
-    <w:lvlOverride w:ilvl="4">
-      <w:startOverride w:val="1"/>
-    </w:lvlOverride>
-    <w:lvlOverride w:ilvl="5">
-      <w:startOverride w:val="1"/>
-    </w:lvlOverride>
-    <w:lvlOverride w:ilvl="6">
-      <w:startOverride w:val="1"/>
-    </w:lvlOverride>
-    <w:lvlOverride w:ilvl="7">
-      <w:startOverride w:val="1"/>
-    </w:lvlOverride>
-    <w:lvlOverride w:ilvl="8">
-      <w:startOverride w:val="1"/>
-    </w:lvlOverride>
+    <w:abstractNumId w:val="991"/>
   </w:num>
 </w:numbering>
 </file>
@@ -1273,10 +1346,10 @@
   <w:docDefaults>
     <w:rPrDefault>
       <w:rPr>
-        <w:rFonts w:asciiTheme="minorHAnsi" w:cstheme="minorBidi" w:eastAsiaTheme="minorHAnsi" w:hAnsiTheme="minorHAnsi"/>
+        <w:rFonts w:asciiTheme="minorHAnsi" w:cstheme="minorBidi" w:eastAsiaTheme="minorEastAsia" w:hAnsiTheme="minorHAnsi"/>
         <w:sz w:val="24"/>
         <w:szCs w:val="24"/>
-        <w:lang w:bidi="ar-SA" w:eastAsia="en-US" w:val="en-US"/>
+        <w:lang w:bidi="ar-SA" w:eastAsia="zh-CN" w:val="en-US"/>
       </w:rPr>
     </w:rPrDefault>
     <w:pPrDefault>
@@ -1817,13 +1890,6 @@
       </w:tblCellMar>
     </w:tblPr>
     <w:tblStylePr w:type="firstRow">
-      <w:tblPr>
-        <w:jc w:val="left"/>
-        <w:tblInd w:type="dxa" w:w="0"/>
-      </w:tblPr>
-      <w:trPr>
-        <w:jc w:val="left"/>
-      </w:trPr>
       <w:tcPr>
         <w:tcBorders>
           <w:bottom w:val="single"/>
